--- a/RFI-Docs/PO_Moonshot Talking points_2023.10.11-km.docx
+++ b/RFI-Docs/PO_Moonshot Talking points_2023.10.11-km.docx
@@ -4,53 +4,137 @@
   <w:body>
     <w:p>
       <w:pPr>
-        <w:rPr>
-          <w:rFonts w:cstheme="minorHAnsi"/>
-          <w:sz w:val="24"/>
-          <w:szCs w:val="24"/>
-        </w:rPr>
-      </w:pPr>
-      <w:r>
-        <w:rPr>
-          <w:rFonts w:eastAsia="Times New Roman"/>
-          <w:b/>
-          <w:bCs/>
-          <w:sz w:val="24"/>
-          <w:szCs w:val="24"/>
-        </w:rPr>
-        <w:t>Request</w:t>
-      </w:r>
-      <w:proofErr w:type="gramStart"/>
-      <w:r>
-        <w:rPr>
-          <w:rFonts w:eastAsia="Times New Roman"/>
-          <w:b/>
-          <w:bCs/>
-          <w:sz w:val="24"/>
-          <w:szCs w:val="24"/>
-        </w:rPr>
-        <w:t>:</w:t>
-      </w:r>
-      <w:r>
-        <w:rPr>
-          <w:rFonts w:eastAsia="Times New Roman"/>
-          <w:sz w:val="24"/>
-          <w:szCs w:val="24"/>
-        </w:rPr>
-        <w:t xml:space="preserve">  “</w:t>
-      </w:r>
-      <w:proofErr w:type="gramEnd"/>
-      <w:r>
-        <w:rPr>
-          <w:rFonts w:eastAsia="Times New Roman"/>
-          <w:sz w:val="24"/>
-          <w:szCs w:val="24"/>
-        </w:rPr>
-        <w:t>…a request for more information on the overlap between our work in precisional oncology and the cancer moonshot….. provide us with bulleted talking points by Wednesday…”</w:t>
+        <w:jc w:val="left"/>
+      </w:pPr>
+      <w:r>
+        <w:rPr>
+          <w:color w:val="646464"/>
+          <w:sz w:val="18"/>
+        </w:rPr>
+        <w:t>Document: PO_Moonshot Talking points_2023.10.11-km.docx</w:t>
       </w:r>
     </w:p>
     <w:p>
       <w:pPr>
+        <w:jc w:val="left"/>
+      </w:pPr>
+      <w:r>
+        <w:rPr>
+          <w:color w:val="646464"/>
+          <w:sz w:val="18"/>
+        </w:rPr>
+        <w:t>Title: 10-11-23: Precision Oncology Moonshot Talking Points</w:t>
+      </w:r>
+    </w:p>
+    <w:p>
+      <w:pPr>
+        <w:jc w:val="left"/>
+      </w:pPr>
+      <w:r>
+        <w:rPr>
+          <w:color w:val="646464"/>
+          <w:sz w:val="18"/>
+        </w:rPr>
+        <w:t>Topic: Precision Oncology | Type: Talking Points</w:t>
+      </w:r>
+    </w:p>
+    <w:p>
+      <w:pPr>
+        <w:jc w:val="left"/>
+      </w:pPr>
+      <w:r>
+        <w:rPr>
+          <w:color w:val="646464"/>
+          <w:sz w:val="18"/>
+        </w:rPr>
+        <w:t>Created: 2024-04-09 | By: Bartlinski, David</w:t>
+      </w:r>
+    </w:p>
+    <w:p>
+      <w:pPr>
+        <w:jc w:val="left"/>
+      </w:pPr>
+      <w:r>
+        <w:rPr>
+          <w:color w:val="646464"/>
+          <w:sz w:val="18"/>
+        </w:rPr>
+        <w:t>Modified: 2026-02-02 | By: Bartlinski, David</w:t>
+      </w:r>
+    </w:p>
+    <w:p>
+      <w:pPr>
+        <w:jc w:val="left"/>
+      </w:pPr>
+      <w:r>
+        <w:rPr>
+          <w:color w:val="C8C8C8"/>
+          <w:sz w:val="16"/>
+        </w:rPr>
+        <w:t>────────────────────────────────────────────────────────────────────────────────</w:t>
+      </w:r>
+    </w:p>
+    <w:p>
+      <w:pPr>
+        <w:jc w:val="left"/>
+      </w:pPr>
+      <w:r/>
+    </w:p>
+    <w:p>
+      <w:pPr>
+        <w:jc w:val="left"/>
+      </w:pPr>
+      <w:r>
+        <w:rPr>
+          <w:color w:val="646464"/>
+          <w:sz w:val="18"/>
+        </w:rPr>
+        <w:t>Topic: Precision Oncology | Type: Talking Points</w:t>
+      </w:r>
+    </w:p>
+    <w:p>
+      <w:pPr>
+        <w:jc w:val="left"/>
+      </w:pPr>
+      <w:r>
+        <w:rPr>
+          <w:color w:val="646464"/>
+          <w:sz w:val="18"/>
+        </w:rPr>
+        <w:t>Created: 2024-04-09 | By: Bartlinski, David</w:t>
+      </w:r>
+    </w:p>
+    <w:p>
+      <w:pPr>
+        <w:jc w:val="left"/>
+      </w:pPr>
+      <w:r>
+        <w:rPr>
+          <w:color w:val="646464"/>
+          <w:sz w:val="18"/>
+        </w:rPr>
+        <w:t>Modified: 2026-02-02 | By: Bartlinski, David</w:t>
+      </w:r>
+    </w:p>
+    <w:p>
+      <w:pPr>
+        <w:jc w:val="left"/>
+        <w:rPr>
+          <w:rFonts w:cstheme="minorHAnsi"/>
+          <w:sz w:val="24"/>
+          <w:szCs w:val="24"/>
+        </w:rPr>
+      </w:pPr>
+      <w:r>
+        <w:rPr>
+          <w:color w:val="C8C8C8"/>
+          <w:sz w:val="16"/>
+        </w:rPr>
+        <w:t>────────────────────────────────────────────────────────────────────────────────</w:t>
+      </w:r>
+    </w:p>
+    <w:p>
+      <w:pPr>
         <w:rPr>
           <w:rFonts w:cstheme="minorHAnsi"/>
           <w:i/>
@@ -59,26 +143,7 @@
           <w:szCs w:val="24"/>
         </w:rPr>
       </w:pPr>
-      <w:r>
-        <w:rPr>
-          <w:rFonts w:cstheme="minorHAnsi"/>
-          <w:i/>
-          <w:iCs/>
-          <w:sz w:val="24"/>
-          <w:szCs w:val="24"/>
-        </w:rPr>
-        <w:t xml:space="preserve">Note, bold areas are Moonshot </w:t>
-      </w:r>
-      <w:r>
-        <w:rPr>
-          <w:rFonts w:cstheme="minorHAnsi"/>
-          <w:i/>
-          <w:iCs/>
-          <w:sz w:val="24"/>
-          <w:szCs w:val="24"/>
-        </w:rPr>
-        <w:t>pillars.</w:t>
-      </w:r>
+      <w:r/>
     </w:p>
     <w:p>
       <w:pPr>
